--- a/ky/discovery-articles/7.13 Көмүр кычкыл газын кармоо.docx
+++ b/ky/discovery-articles/7.13 Көмүр кычкыл газын кармоо.docx
@@ -4,602 +4,399 @@
   <w:body>
     <w:p>
       <w:pPr>
-        <w:keepNext/>
-        <w:spacing w:before="280" w:after="120"/>
+        <w:pStyle w:val="Title"/>
+        <w:widowControl/>
       </w:pPr>
       <w:r>
-        <w:rPr>
-          <w:rFonts w:ascii="Calibri" w:hAnsi="Calibri" w:eastAsia="Calibri"/>
-          <w:b/>
-          <w:i w:val="0"/>
-          <w:color w:val="004E8C"/>
-          <w:sz w:val="44"/>
-        </w:rPr>
         <w:t>7.13 Көмүр кычкыл газын кармоо</w:t>
       </w:r>
     </w:p>
     <w:p>
       <w:pPr>
-        <w:spacing w:after="80"/>
+        <w:keepNext/>
+        <w:widowControl/>
       </w:pPr>
       <w:r>
         <w:rPr>
-          <w:rFonts w:ascii="Calibri" w:hAnsi="Calibri" w:eastAsia="Calibri"/>
-          <w:b w:val="0"/>
-          <w:i/>
-          <w:color w:val="505050"/>
-          <w:sz w:val="22"/>
+          <w:sz w:val="20"/>
         </w:rPr>
-        <w:t>7. Өнүгүп келе жаткан жана түп-тамырынан өзгөртүүчү технологиялар</w:t>
-      </w:r>
-    </w:p>
-    <w:p>
-      <w:pPr>
-        <w:spacing w:after="200"/>
-      </w:pPr>
-      <w:r>
-        <w:rPr>
-          <w:rFonts w:ascii="Calibri" w:hAnsi="Calibri" w:eastAsia="Calibri"/>
-          <w:b w:val="0"/>
-          <w:i/>
-          <w:sz w:val="22"/>
-        </w:rPr>
-        <w:t>Мезгил: XX кылымдын аягындагы өнөр жай газдарын бөлүү тажрыйбасы; XXI кылымдагы CCS/CCUS долбоорлору жана абадан түз кармоочу пилоттук түзмөктөр | Негизги өкүлдөр: химия инженерлери; энергетикалык компаниялар; кармоочу эриткичтерди, мембраналарды жана геологиялык сактоону иштеп чыккан лабораториялар</w:t>
-      </w:r>
-    </w:p>
-    <w:p>
-      <w:pPr>
-        <w:spacing w:after="160" w:line="276" w:lineRule="auto"/>
-      </w:pPr>
-      <w:r>
-        <w:rPr>
-          <w:rFonts w:ascii="Calibri" w:hAnsi="Calibri" w:eastAsia="Calibri"/>
-          <w:b w:val="0"/>
-          <w:i w:val="0"/>
-          <w:sz w:val="22"/>
-        </w:rPr>
-        <w:t>Көмүр кычкыл газын кармоо технологиялары CO₂ни өнөр жай түтүнүнөн же түз эле абадан бөлүп, жер астында сактоого же кайра колдонууга мүмкүнчүлүк берет. Бул парник газдарынын таза чыгарындысын азайтуучу көптөгөн куралдардын бири.</w:t>
+        <w:t>7. Дүйнөнү өзгөрткөн жаңы технологиялар</w:t>
       </w:r>
     </w:p>
     <w:p>
       <w:pPr>
         <w:keepNext/>
-        <w:spacing w:before="240" w:after="120"/>
+        <w:widowControl/>
       </w:pPr>
       <w:r>
         <w:rPr>
-          <w:rFonts w:ascii="Calibri" w:hAnsi="Calibri" w:eastAsia="Calibri"/>
-          <w:b/>
-          <w:i w:val="0"/>
-          <w:color w:val="004E8C"/>
-          <w:sz w:val="28"/>
+          <w:sz w:val="20"/>
         </w:rPr>
-        <w:t>Негизги фактылар</w:t>
+        <w:t>Мезгил: болжол менен XX кылымдын аягындагы өнөр жайлык газ бөлүү тажрыйбасы; XXI кылымдагы көмүр кычкыл газын кармоо, пайдалануу жана сактоо долбоорлору, ошондой эле абадан түз кармоо сыноолору | Негизги салым кошкондор: химиялык инженерлер; энергетикалык компаниялар; кармоочу эриткичтерди, мембраналарды жана геологиялык сактоону изилдеген лабораториялар</w:t>
+      </w:r>
+    </w:p>
+    <w:p>
+      <w:pPr>
+        <w:widowControl/>
+      </w:pPr>
+      <w:r>
+        <w:t>Көмүр кычкыл газын кармоо аны өнөр жайдын чыккан газдарынан же түздөн-түз абадан бөлүп алат. Андан кийин газ жер астында сакталат же колдонулат. Бул — парник газдарынын таза чыгындысын азайтуунун көптөгөн каражаттарынын бири.</w:t>
+      </w:r>
+    </w:p>
+    <w:p>
+      <w:pPr>
+        <w:pStyle w:val="Heading1"/>
+        <w:widowControl/>
+      </w:pPr>
+      <w:r>
+        <w:t>Негизги маалыматтар</w:t>
       </w:r>
     </w:p>
     <w:p>
       <w:pPr>
         <w:pStyle w:val="ListBullet"/>
+        <w:widowControl/>
       </w:pPr>
       <w:r>
-        <w:rPr>
-          <w:rFonts w:ascii="Calibri" w:hAnsi="Calibri" w:eastAsia="Calibri"/>
-          <w:b w:val="0"/>
-          <w:i w:val="0"/>
-          <w:sz w:val="22"/>
-        </w:rPr>
-        <w:t>Туруктуу булактагы кармоо эриткич, катуу соргуч же мембрана аркылуу электр станциясы менен заводдун түтүн газынан CO₂ни бөлүп алат</w:t>
+        <w:t>Булактан кармоодо электр станцияларынын же заводдордун чыккан газдарындагы CO₂ эриткичтер, сиңирүүчү заттар же мембраналар аркылуу бөлүнөт.</w:t>
       </w:r>
     </w:p>
     <w:p>
       <w:pPr>
         <w:pStyle w:val="ListBullet"/>
+        <w:widowControl/>
       </w:pPr>
       <w:r>
-        <w:rPr>
-          <w:rFonts w:ascii="Calibri" w:hAnsi="Calibri" w:eastAsia="Calibri"/>
-          <w:b w:val="0"/>
-          <w:i w:val="0"/>
-          <w:sz w:val="22"/>
-        </w:rPr>
-        <w:t>Кармалган CO₂ узак мөөнөт сактоо үчүн ылайыктуу геологиялык катмарларга куюлушу мүмкүн</w:t>
+        <w:t>Кармалган CO₂ узак мөөнөткө сактоо үчүн ылайыктуу геологиялык катмарларга айдалышы мүмкүн.</w:t>
       </w:r>
     </w:p>
     <w:p>
       <w:pPr>
         <w:pStyle w:val="ListBullet"/>
+        <w:widowControl/>
       </w:pPr>
       <w:r>
-        <w:rPr>
-          <w:rFonts w:ascii="Calibri" w:hAnsi="Calibri" w:eastAsia="Calibri"/>
-          <w:b w:val="0"/>
-          <w:i w:val="0"/>
-          <w:sz w:val="22"/>
-        </w:rPr>
-        <w:t>Абадан түз кармоо атмосферадагы өтө суюлтулган CO₂ни бөлөт, ошондуктан ар бир тонна үчүн көбүрөөк энергия талап кылат</w:t>
+        <w:t>Абадан түз кармоо айланадагы абада аз өлчөмдө болгон CO₂ни бөлүп алат, ошондуктан ар бир тоннасына көбүрөөк энергия талап кылынат.</w:t>
       </w:r>
     </w:p>
     <w:p>
       <w:pPr>
         <w:pStyle w:val="ListBullet"/>
+        <w:widowControl/>
       </w:pPr>
       <w:r>
-        <w:rPr>
-          <w:rFonts w:ascii="Calibri" w:hAnsi="Calibri" w:eastAsia="Calibri"/>
-          <w:b w:val="0"/>
-          <w:i w:val="0"/>
-          <w:sz w:val="22"/>
-        </w:rPr>
-        <w:t>CCUS ыкмаларында CO₂нин бир бөлүгү өнөр жайда кайра колдонулат, бирок климаттык пайдасын так эсептөө зарыл</w:t>
+        <w:t>Кармоо, пайдалануу жана сактоо жолдору CO₂нин бир бөлүгүн өнөр жайда кайра колдонот, бирок климатка таасирин кылдат эсептөөнү талап кылат.</w:t>
       </w:r>
     </w:p>
     <w:p>
       <w:pPr>
         <w:pStyle w:val="ListBullet"/>
+        <w:widowControl/>
       </w:pPr>
       <w:r>
-        <w:rPr>
-          <w:rFonts w:ascii="Calibri" w:hAnsi="Calibri" w:eastAsia="Calibri"/>
-          <w:b w:val="0"/>
-          <w:i w:val="0"/>
-          <w:sz w:val="22"/>
-        </w:rPr>
-        <w:t>Долбоорлордун канчалык жайыларын баа, кошумча энергия керектөө, көзөмөл жана коомдук кабыл алуу аныктайт</w:t>
+        <w:t>Баасы, кошумча энергия керектөөсү, мониторинг жана коомдун кабыл алуусу долбоорлордун канчалык жайыларын аныктайт.</w:t>
       </w:r>
     </w:p>
     <w:p>
       <w:pPr>
-        <w:keepNext/>
-        <w:spacing w:before="240" w:after="120"/>
+        <w:pStyle w:val="Heading1"/>
+        <w:widowControl/>
       </w:pPr>
       <w:r>
-        <w:rPr>
-          <w:rFonts w:ascii="Calibri" w:hAnsi="Calibri" w:eastAsia="Calibri"/>
-          <w:b/>
-          <w:i w:val="0"/>
-          <w:color w:val="004E8C"/>
-          <w:sz w:val="28"/>
-        </w:rPr>
-        <w:t>Бул эмне</w:t>
+        <w:t>Бул эмне?</w:t>
       </w:r>
     </w:p>
     <w:p>
       <w:pPr>
-        <w:spacing w:after="160" w:line="276" w:lineRule="auto"/>
+        <w:widowControl/>
       </w:pPr>
       <w:r>
-        <w:rPr>
-          <w:rFonts w:ascii="Calibri" w:hAnsi="Calibri" w:eastAsia="Calibri"/>
-          <w:b w:val="0"/>
-          <w:i w:val="0"/>
-          <w:sz w:val="22"/>
-        </w:rPr>
-        <w:t>Көмүр кычкыл газын кармоо — CO₂ни заводдун түтүнүнөн, суутек өндүрүшүнөн же ачык абадан бөлүп алып, сактоо же колдонуу үчүн кысуучу технологиялардын жыйындысы. Кармоочу жабдуулар химия менен инженерияга таянат: суюк эриткичтер, катуу соргучтар, мембраналар же өтө төмөн температурадагы ыкмалар колдонулат. Сактоо адатта газды терең геологиялык катмарга куюп, абалын узак убакыт көзөмөлдөөнү билдирет. Жөнөкөй айтканда, CO₂ атмосферада топтоло электе кармалып калат.</w:t>
+        <w:t>Бул технологиялар көмүр кычкыл газын — CO₂ни — заводдун түтүн газынан, суутек өндүрүүчү жайдан же ачык абадан бөлүп, сактоо же пайдалануу үчүн кысат. Кармоодо эриткичтер, катуу сиңиргичтер, мембраналар же өтө төмөн температурадагы процесстер колдонулат. Сактоо адатта газды жердин терең катмарларына айдап, андан ары көзөмөлдөөнү билдирет. Максат — CO₂нин атмосферада топтолушун азайтуу үчүн аны кармап калуу же кайра бөлүп алуу.</w:t>
       </w:r>
     </w:p>
     <w:p>
       <w:pPr>
-        <w:keepNext/>
-        <w:spacing w:before="240" w:after="120"/>
+        <w:pStyle w:val="Heading1"/>
+        <w:widowControl/>
       </w:pPr>
       <w:r>
-        <w:rPr>
-          <w:rFonts w:ascii="Calibri" w:hAnsi="Calibri" w:eastAsia="Calibri"/>
-          <w:b/>
-          <w:i w:val="0"/>
-          <w:color w:val="004E8C"/>
-          <w:sz w:val="28"/>
-        </w:rPr>
-        <w:t>Аны ким ачкан же ойлоп тапкан</w:t>
+        <w:t xml:space="preserve">Ким ойлоп тапкан</w:t>
       </w:r>
     </w:p>
     <w:p>
       <w:pPr>
-        <w:spacing w:after="160" w:line="276" w:lineRule="auto"/>
+        <w:widowControl/>
       </w:pPr>
       <w:r>
-        <w:rPr>
-          <w:rFonts w:ascii="Calibri" w:hAnsi="Calibri" w:eastAsia="Calibri"/>
-          <w:b w:val="0"/>
-          <w:i w:val="0"/>
-          <w:sz w:val="22"/>
-        </w:rPr>
-        <w:t>Өнөр жайда газдарды бөлүү климат саясатына чейин эле колдонулган; амин менен жууп тазалоо жана башка ыкмалар химиялык инженерияда түзүлгөн. Климатка багытталган CCS ошол каражаттарды мунай-газ тармагындагы куур жана жер астындагы катмар боюнча билим менен бириктирди. Абадан түз кармоо адистери өтө аз өлчөмдөгү CO₂ге ылайык химиялык циклдерди иштеп чыкты. Бүтүндөй системанын жалгыз автору жок: бул колдонмо химия менен геологиянын айкалышы.</w:t>
+        <w:t xml:space="preserve">Өнөр жайдагы газ бөлүү климат саясатынан кыйла мурда пайда болгон. Аминдер менен газ тазалоо жана ага жакын ыкмалар химиялык инженериядан чыккан. Климат үчүн көмүр кычкыл газын кармоо жана сактоо (CCS) бул куралдарды мунай-газ тармагындагы түтүк жана жер астындагы катмарлар жөнүндөгү тажрыйба менен бириктирди. Абадан түз кармоону түзгөндөр процессти өтө суюлтулган CO₂ге ылайыкташтырды. Бул бир адамдын ойлоп табуусу эмес, химия менен геологиянын биргелешкен колдонмосу.</w:t>
       </w:r>
     </w:p>
     <w:p>
       <w:pPr>
-        <w:keepNext/>
-        <w:spacing w:before="240" w:after="120"/>
+        <w:pStyle w:val="Heading1"/>
+        <w:widowControl/>
       </w:pPr>
       <w:r>
-        <w:rPr>
-          <w:rFonts w:ascii="Calibri" w:hAnsi="Calibri" w:eastAsia="Calibri"/>
-          <w:b/>
-          <w:i w:val="0"/>
-          <w:color w:val="004E8C"/>
-          <w:sz w:val="28"/>
-        </w:rPr>
-        <w:t>Качан жана кантип пайда болгон</w:t>
+        <w:t>Качан жана кантип пайда болгон?</w:t>
       </w:r>
     </w:p>
     <w:p>
       <w:pPr>
-        <w:spacing w:after="160" w:line="276" w:lineRule="auto"/>
+        <w:widowControl/>
       </w:pPr>
       <w:r>
-        <w:rPr>
-          <w:rFonts w:ascii="Calibri" w:hAnsi="Calibri" w:eastAsia="Calibri"/>
-          <w:b w:val="0"/>
-          <w:i w:val="0"/>
-          <w:sz w:val="22"/>
-        </w:rPr>
-        <w:t>Мунай өндүрүмүн жогорулатуу үчүн жер астына CO₂ ондогон жылдар бою куюлуп, сактоо боюнча айрым сабактарды берди. 1990–2010-жылдардан тартып климат үчүн арналган CCS тажрыйбалары жана бир нече коммерциялык станция ишке кирди, бирок экономикалык натыйжасы ар кандай болду. Мамлекеттик жеңилдиктер менен көмүртек баасы долбоордун пайдалуулугун жылдан жылга өзгөртөт. 2020-жылдары абадан түз кармоо прототиптен алгачкы коммерциялык көлөмгө өттү, бирок баасы дагы эле жогору. Климаттык максаттар талап кылган масштаб азыркы жабдуулардын жалпы кубатынан алда канча чоң.</w:t>
+        <w:t>Мунайды көбүрөөк чыгаруу үчүн ондогон жылдар бою CO₂ айдалып, сактоо тууралуу айрым сабактар алынган. Климатка арналган CCS сыноолору жана бир нече коммерциялык станциялар 1990–2010-жылдардан тартып пайда болуп, экономикалык натыйжалары ар түрдүү болду. Мамлекеттик колдоо жана көмүртекке коюлган баа долбоордун пайдалуулугун жылдан жылга өзгөртөт. Абадан түз кармоо 2020-жылдары үлгүлөрдөн алгачкы коммерциялык көлөмдөргө өттү, бирок баасы дагы эле жогору. Климат максаттары үчүн керектүү көлөм азыркы түзүлүштөрдүн мүмкүнчүлүгүнөн кыйла чоң.</w:t>
       </w:r>
     </w:p>
     <w:p>
       <w:pPr>
-        <w:keepNext/>
-        <w:spacing w:before="240" w:after="120"/>
+        <w:pStyle w:val="Heading1"/>
+        <w:widowControl/>
       </w:pPr>
       <w:r>
-        <w:rPr>
-          <w:rFonts w:ascii="Calibri" w:hAnsi="Calibri" w:eastAsia="Calibri"/>
-          <w:b/>
-          <w:i w:val="0"/>
-          <w:color w:val="004E8C"/>
-          <w:sz w:val="28"/>
-        </w:rPr>
-        <w:t>Илимий жактан мааниси</w:t>
+        <w:t>Илим үчүн мааниси</w:t>
       </w:r>
     </w:p>
     <w:p>
       <w:pPr>
-        <w:spacing w:after="160" w:line="276" w:lineRule="auto"/>
+        <w:widowControl/>
       </w:pPr>
       <w:r>
-        <w:rPr>
-          <w:rFonts w:ascii="Calibri" w:hAnsi="Calibri" w:eastAsia="Calibri"/>
-          <w:b w:val="0"/>
-          <w:i w:val="0"/>
-          <w:sz w:val="22"/>
-        </w:rPr>
-        <w:t>Кармоо химиясы булганган түтүн шартында ар бир CO₂ молекуласына кеткен энергияны азайтууга умтулат. Жер астындагы катмарлар тууралуу илим газдын жайылышын, минералга айланышын жана сыртка агып кетүү тобокелдигин моделдейт. Жашоо циклинин талдоосу долбоор таза чыгарындыны чындап азайтабы же жокпу аныктайт. Илимий жактан бул технология атмосфера үчүн калдыктай болгон газды башкарылуучу өнөр жай агымына айлантат.</w:t>
+        <w:t>Кармоо химиясы аралашмасы көп чыккан газда CO₂нин ар бир молуна кеткен энергияны азайтууну көздөйт; моль — заттын өлчөмүнүн бирдиги. Жер астындагы катмарларды изилдөө газдын таралышын, минералдарга айланышын жана агып чыгуу коркунучун моделдейт. Толук жашоо циклин талдоо долбоор таза чыгындыны чындап азайтабы деген суроого жооп берет. Ошентип, атмосферага чыгарылчу газ көзөмөлдөнгөн өнөр жай агымына айланат.</w:t>
       </w:r>
     </w:p>
     <w:p>
       <w:pPr>
-        <w:keepNext/>
-        <w:spacing w:before="240" w:after="120"/>
+        <w:pStyle w:val="Heading1"/>
+        <w:widowControl/>
       </w:pPr>
       <w:r>
-        <w:rPr>
-          <w:rFonts w:ascii="Calibri" w:hAnsi="Calibri" w:eastAsia="Calibri"/>
-          <w:b/>
-          <w:i w:val="0"/>
-          <w:color w:val="004E8C"/>
-          <w:sz w:val="28"/>
-        </w:rPr>
-        <w:t>Кийинки өнүгүүлөргө тийгизген таасири</w:t>
+        <w:t>Кийинки өнүгүүгө тийгизген таасири</w:t>
       </w:r>
     </w:p>
     <w:p>
       <w:pPr>
-        <w:spacing w:after="160" w:line="276" w:lineRule="auto"/>
+        <w:widowControl/>
       </w:pPr>
       <w:r>
-        <w:rPr>
-          <w:rFonts w:ascii="Calibri" w:hAnsi="Calibri" w:eastAsia="Calibri"/>
-          <w:b w:val="0"/>
-          <w:i w:val="0"/>
-          <w:sz w:val="22"/>
-        </w:rPr>
-        <w:t>«Көк» суутек долбоорлору, цемент менен болот өндүрүшүн көмүртексиздендирүү жана айрым биоэнергетикалык схемалар кармоо технологиясына таянат. Жер астындагы сактоону көзөмөлдөө, отчет берүү жана текшерүү стандарттары түзүлдү. Кармоо казылып алынуучу отунду узак пайдаланууга шылтоо болгондо, сынчылар кайра жаралуучу энергия менен натыйжалуулукту күчөтүүнү талап кылат. Ошентсе да, чыгарындысын азайтуу өтө кыйын тармактар CCSти келечек планында сактап келет.</w:t>
+        <w:t xml:space="preserve">«Көк» суутек өндүрүү, цемент менен болоттун чыгындыларын азайтуу пландары жана айрым биоэнергия схемалары кармоого таянат. CCUS кармоону, пайдаланууну жана сактоону бириктирген аталыш. Жер астындагы сактоо үчүн мониторинг, отчет берүү жана текшерүү стандарттары өнүктү. Кармоо казылып алынуучу отун жабдыктарынын өмүрүн узартуу үчүн колдонулганда, сынчылар кайра жаралуучу энергияга жана үнөмдүүлүккө көбүрөөк көңүл бурууну талап кылышат. Ошентсе да чыгындысын азайтуу кыйын болгон тармактар CCSти пландарында сактап турат.</w:t>
       </w:r>
     </w:p>
     <w:p>
       <w:pPr>
-        <w:keepNext/>
-        <w:spacing w:before="240" w:after="120"/>
+        <w:pStyle w:val="Heading1"/>
+        <w:widowControl/>
       </w:pPr>
       <w:r>
-        <w:rPr>
-          <w:rFonts w:ascii="Calibri" w:hAnsi="Calibri" w:eastAsia="Calibri"/>
-          <w:b/>
-          <w:i w:val="0"/>
-          <w:color w:val="004E8C"/>
-          <w:sz w:val="28"/>
-        </w:rPr>
-        <w:t>Адамдардын жашоосун кантип өзгөрткөн</w:t>
+        <w:t>Адамдардын жашоосун кантип өзгөрткөн?</w:t>
       </w:r>
     </w:p>
     <w:p>
       <w:pPr>
-        <w:spacing w:after="160" w:line="276" w:lineRule="auto"/>
+        <w:widowControl/>
       </w:pPr>
       <w:r>
-        <w:rPr>
-          <w:rFonts w:ascii="Calibri" w:hAnsi="Calibri" w:eastAsia="Calibri"/>
-          <w:b w:val="0"/>
-          <w:i w:val="0"/>
-          <w:sz w:val="22"/>
-        </w:rPr>
-        <w:t>Көпчүлүк көмүр кычкыл газын кармоо тууралуу завод, куур жана климаттык убада жөнүндөгү жаңылыктан гана угат. Долбоор жайгашкан жамааттар жумуш орундарын жергиликтүү тобокелдик менен таразалайт. Акылга сыярлык масштабда колдонулса, технология өнөр жай чыгарындысын азайта алат; башка өзгөрүүлөрдү кечиктирүү үчүн колдонулса, өтүүнү жайлатат. Анын коомдогу мааниси азыр да талкууланып, аныкталууда.</w:t>
+        <w:t>Көпчүлүк адамдар бул технологияны заводдор, түтүктөр жана климаттык убадалар жөнүндөгү жаңылыктардан гана көрөт. Долбоор жайгашкан жердин тургундары жумуш орундарын жергиликтүү тобокелдиктер менен салыштырат. Туура кеңейтилсе, кармоо өнөр жайдын чыгындыларын азайтат; өзгөрүүнү кечеңдетүү үчүн колдонулса, башка өтүүлөрдү жайлатат. Анын коомдук орду дагы эле аныкталууда.</w:t>
       </w:r>
     </w:p>
     <w:p>
       <w:pPr>
-        <w:keepNext/>
-        <w:spacing w:before="240" w:after="120"/>
+        <w:pStyle w:val="Heading1"/>
+        <w:widowControl/>
       </w:pPr>
       <w:r>
-        <w:rPr>
-          <w:rFonts w:ascii="Calibri" w:hAnsi="Calibri" w:eastAsia="Calibri"/>
-          <w:b/>
-          <w:i w:val="0"/>
-          <w:color w:val="004E8C"/>
-          <w:sz w:val="28"/>
-        </w:rPr>
-        <w:t>Булактар жана шилтемелер</w:t>
+        <w:t>Булактар жана кошумча окуу</w:t>
       </w:r>
     </w:p>
     <w:p>
       <w:pPr>
-        <w:keepNext/>
-        <w:spacing w:before="240" w:after="120"/>
+        <w:pStyle w:val="Heading2"/>
+        <w:widowControl/>
       </w:pPr>
       <w:r>
         <w:rPr>
-          <w:rFonts w:ascii="Calibri" w:hAnsi="Calibri" w:eastAsia="Calibri"/>
-          <w:b/>
-          <w:i w:val="0"/>
-          <w:color w:val="004E8C"/>
-          <w:sz w:val="24"/>
+          <w:sz w:val="20"/>
         </w:rPr>
-        <w:t>A. Китептер жана негизги илимий эмгектер</w:t>
+        <w:t>Китептер жана негизги илимий эмгектер</w:t>
       </w:r>
     </w:p>
     <w:p>
       <w:pPr>
-        <w:spacing w:after="80"/>
-        <w:ind w:left="360"/>
+        <w:widowControl/>
       </w:pPr>
       <w:r>
         <w:rPr>
-          <w:rFonts w:ascii="Calibri" w:hAnsi="Calibri" w:eastAsia="Calibri"/>
-          <w:b w:val="0"/>
-          <w:i w:val="0"/>
-          <w:sz w:val="22"/>
+          <w:sz w:val="20"/>
         </w:rPr>
-        <w:t>1. IPCC. Көмүр кычкыл газын кармоо жана сактоо боюнча атайын баяндама (2005) жана CCS менен көмүр кычкыл газын атмосферадан чыгаруу тууралуу кийинки баалоо бөлүмдөрү.</w:t>
-      </w:r>
-      <w:r>
-        <w:rPr>
-          <w:rFonts w:ascii="Calibri" w:hAnsi="Calibri" w:eastAsia="Calibri"/>
-          <w:b w:val="0"/>
-          <w:i w:val="0"/>
-          <w:sz w:val="22"/>
-        </w:rPr>
-        <w:t xml:space="preserve"> </w:t>
+        <w:t xml:space="preserve">1. IPCC. Special Report on Carbon Dioxide Capture and Storage (2005) and later assessment chapters on CCS and carbon dioxide removal. </w:t>
       </w:r>
       <w:hyperlink r:id="rId9">
         <w:r>
           <w:rPr>
-            <w:rFonts w:ascii="Calibri" w:hAnsi="Calibri" w:eastAsia="Calibri"/>
-            <w:b w:val="0"/>
-            <w:i w:val="0"/>
-            <w:sz w:val="22"/>
-            <w:color w:val="0563C1"/>
-            <w:u w:val="single"/>
+            <w:sz w:val="20"/>
           </w:rPr>
           <w:t>https://www.ipcc.ch/report/carbon-dioxide-capture-and-storage/</w:t>
         </w:r>
       </w:hyperlink>
-    </w:p>
-    <w:p>
-      <w:pPr>
-        <w:keepNext/>
-        <w:spacing w:before="240" w:after="120"/>
-      </w:pPr>
       <w:r>
         <w:rPr>
-          <w:rFonts w:ascii="Calibri" w:hAnsi="Calibri" w:eastAsia="Calibri"/>
-          <w:b/>
-          <w:i w:val="0"/>
-          <w:color w:val="004E8C"/>
-          <w:sz w:val="24"/>
+          <w:sz w:val="20"/>
         </w:rPr>
-        <w:t>C. Мекемелердин материалдары жана энциклопедиялык булактар</w:t>
       </w:r>
     </w:p>
     <w:p>
       <w:pPr>
-        <w:spacing w:after="80"/>
-        <w:ind w:left="360"/>
+        <w:pStyle w:val="Heading2"/>
+        <w:widowControl/>
       </w:pPr>
       <w:r>
         <w:rPr>
-          <w:rFonts w:ascii="Calibri" w:hAnsi="Calibri" w:eastAsia="Calibri"/>
-          <w:b w:val="0"/>
-          <w:i w:val="0"/>
-          <w:sz w:val="22"/>
+          <w:sz w:val="20"/>
         </w:rPr>
-        <w:t>1. IEA. Көмүр кычкыл газын кармоо, пайдалануу жана сактоо.</w:t>
+        <w:t>Уюмдардын жана энциклопедиялардын материалдары</w:t>
       </w:r>
+    </w:p>
+    <w:p>
+      <w:pPr>
+        <w:widowControl/>
+      </w:pPr>
       <w:r>
         <w:rPr>
-          <w:rFonts w:ascii="Calibri" w:hAnsi="Calibri" w:eastAsia="Calibri"/>
-          <w:b w:val="0"/>
-          <w:i w:val="0"/>
-          <w:sz w:val="22"/>
+          <w:sz w:val="20"/>
         </w:rPr>
-        <w:t xml:space="preserve"> </w:t>
+        <w:t xml:space="preserve">1. IEA. Carbon capture, utilisation and storage. </w:t>
       </w:r>
       <w:hyperlink r:id="rId10">
         <w:r>
           <w:rPr>
-            <w:rFonts w:ascii="Calibri" w:hAnsi="Calibri" w:eastAsia="Calibri"/>
-            <w:b w:val="0"/>
-            <w:i w:val="0"/>
-            <w:sz w:val="22"/>
-            <w:color w:val="0563C1"/>
-            <w:u w:val="single"/>
+            <w:sz w:val="20"/>
           </w:rPr>
           <w:t>https://www.iea.org/energy-system/carbon-capture-utilisation-and-storage</w:t>
         </w:r>
       </w:hyperlink>
+      <w:r>
+        <w:rPr>
+          <w:sz w:val="20"/>
+        </w:rPr>
+      </w:r>
     </w:p>
     <w:p>
       <w:pPr>
-        <w:spacing w:after="80"/>
-        <w:ind w:left="360"/>
+        <w:widowControl/>
       </w:pPr>
       <w:r>
         <w:rPr>
-          <w:rFonts w:ascii="Calibri" w:hAnsi="Calibri" w:eastAsia="Calibri"/>
-          <w:b w:val="0"/>
-          <w:i w:val="0"/>
-          <w:sz w:val="22"/>
+          <w:sz w:val="20"/>
         </w:rPr>
-        <w:t>2. Encyclopaedia Britannica. «Көмүртекти узак мөөнөт сактоо».</w:t>
-      </w:r>
-      <w:r>
-        <w:rPr>
-          <w:rFonts w:ascii="Calibri" w:hAnsi="Calibri" w:eastAsia="Calibri"/>
-          <w:b w:val="0"/>
-          <w:i w:val="0"/>
-          <w:sz w:val="22"/>
-        </w:rPr>
-        <w:t xml:space="preserve"> </w:t>
+        <w:t xml:space="preserve">2. Encyclopaedia Britannica. 'Carbon sequestration.' </w:t>
       </w:r>
       <w:hyperlink r:id="rId11">
         <w:r>
           <w:rPr>
-            <w:rFonts w:ascii="Calibri" w:hAnsi="Calibri" w:eastAsia="Calibri"/>
-            <w:b w:val="0"/>
-            <w:i w:val="0"/>
-            <w:sz w:val="22"/>
-            <w:color w:val="0563C1"/>
-            <w:u w:val="single"/>
+            <w:sz w:val="20"/>
           </w:rPr>
           <w:t>https://www.britannica.com/technology/carbon-sequestration</w:t>
         </w:r>
       </w:hyperlink>
-    </w:p>
-    <w:p>
-      <w:pPr>
-        <w:keepNext/>
-        <w:spacing w:before="240" w:after="120"/>
-      </w:pPr>
       <w:r>
         <w:rPr>
-          <w:rFonts w:ascii="Calibri" w:hAnsi="Calibri" w:eastAsia="Calibri"/>
-          <w:b/>
-          <w:i w:val="0"/>
-          <w:color w:val="004E8C"/>
-          <w:sz w:val="24"/>
+          <w:sz w:val="20"/>
         </w:rPr>
-        <w:t>D. Музейлердин, архивдердин жана китепканалардын материалдары</w:t>
       </w:r>
     </w:p>
     <w:p>
       <w:pPr>
-        <w:spacing w:after="80"/>
-        <w:ind w:left="360"/>
+        <w:pStyle w:val="Heading2"/>
+        <w:widowControl/>
       </w:pPr>
       <w:r>
         <w:rPr>
-          <w:rFonts w:ascii="Calibri" w:hAnsi="Calibri" w:eastAsia="Calibri"/>
-          <w:b w:val="0"/>
-          <w:i w:val="0"/>
-          <w:sz w:val="22"/>
+          <w:sz w:val="20"/>
         </w:rPr>
-        <w:t>1. Science Museum (London). Климат жана энергетикалык технология боюнча буюмдар жана баяндар.</w:t>
+        <w:t>Музейлердин, архивдердин жана китепканалардын материалдары</w:t>
       </w:r>
+    </w:p>
+    <w:p>
+      <w:pPr>
+        <w:widowControl/>
+      </w:pPr>
       <w:r>
         <w:rPr>
-          <w:rFonts w:ascii="Calibri" w:hAnsi="Calibri" w:eastAsia="Calibri"/>
-          <w:b w:val="0"/>
-          <w:i w:val="0"/>
-          <w:sz w:val="22"/>
+          <w:sz w:val="20"/>
         </w:rPr>
-        <w:t xml:space="preserve"> </w:t>
+        <w:t xml:space="preserve">1. Science Museum (London). Climate and energy technology objects and stories. </w:t>
       </w:r>
       <w:hyperlink r:id="rId12">
         <w:r>
           <w:rPr>
-            <w:rFonts w:ascii="Calibri" w:hAnsi="Calibri" w:eastAsia="Calibri"/>
-            <w:b w:val="0"/>
-            <w:i w:val="0"/>
-            <w:sz w:val="22"/>
-            <w:color w:val="0563C1"/>
-            <w:u w:val="single"/>
+            <w:sz w:val="20"/>
           </w:rPr>
           <w:t>https://www.sciencemuseum.org.uk/objects-and-stories</w:t>
         </w:r>
       </w:hyperlink>
-    </w:p>
-    <w:p>
-      <w:pPr>
-        <w:keepNext/>
-        <w:spacing w:before="240" w:after="120"/>
-      </w:pPr>
       <w:r>
         <w:rPr>
-          <w:rFonts w:ascii="Calibri" w:hAnsi="Calibri" w:eastAsia="Calibri"/>
-          <w:b/>
-          <w:i w:val="0"/>
-          <w:color w:val="004E8C"/>
-          <w:sz w:val="24"/>
+          <w:sz w:val="20"/>
         </w:rPr>
-        <w:t>J. Басма сөз, илимий-популярдуу жана жалпы маалымат булактары</w:t>
       </w:r>
     </w:p>
     <w:p>
       <w:pPr>
-        <w:spacing w:after="80"/>
-        <w:ind w:left="360"/>
+        <w:pStyle w:val="Heading2"/>
+        <w:widowControl/>
       </w:pPr>
       <w:r>
         <w:rPr>
-          <w:rFonts w:ascii="Calibri" w:hAnsi="Calibri" w:eastAsia="Calibri"/>
-          <w:b w:val="0"/>
-          <w:i w:val="0"/>
-          <w:sz w:val="22"/>
+          <w:sz w:val="20"/>
         </w:rPr>
-        <w:t>1. Global CCS Institute. Абал тууралуу баяндамалар жана долбоорлор базасы.</w:t>
+        <w:t>Басма сөз, илимий-популярдуу жана маалымдама материалдар</w:t>
       </w:r>
+    </w:p>
+    <w:p>
+      <w:pPr>
+        <w:widowControl/>
+      </w:pPr>
       <w:r>
         <w:rPr>
-          <w:rFonts w:ascii="Calibri" w:hAnsi="Calibri" w:eastAsia="Calibri"/>
-          <w:b w:val="0"/>
-          <w:i w:val="0"/>
-          <w:sz w:val="22"/>
+          <w:sz w:val="20"/>
         </w:rPr>
-        <w:t xml:space="preserve"> </w:t>
+        <w:t xml:space="preserve">1. Global CCS Institute. Status reports and project database. </w:t>
       </w:r>
       <w:hyperlink r:id="rId13">
         <w:r>
           <w:rPr>
-            <w:rFonts w:ascii="Calibri" w:hAnsi="Calibri" w:eastAsia="Calibri"/>
-            <w:b w:val="0"/>
-            <w:i w:val="0"/>
-            <w:sz w:val="22"/>
-            <w:color w:val="0563C1"/>
-            <w:u w:val="single"/>
+            <w:sz w:val="20"/>
           </w:rPr>
           <w:t>https://www.globalccsinstitute.com/</w:t>
         </w:r>
       </w:hyperlink>
+      <w:r>
+        <w:rPr>
+          <w:sz w:val="20"/>
+        </w:rPr>
+      </w:r>
     </w:p>
     <w:sectPr>
-      <w:pgSz w:w="12240" w:h="15840"/>
-      <w:pgMar w:top="1296" w:right="1440" w:bottom="1296" w:left="1440" w:header="720" w:footer="720" w:gutter="0"/>
+      <w:footerReference w:type="default" r:id="rId14"/>
+      <w:pgSz w:w="11906" w:h="16838"/>
+      <w:pgMar w:top="1020" w:right="1134" w:bottom="1020" w:left="1134" w:header="720" w:footer="720" w:gutter="0"/>
       <w:cols w:space="720"/>
       <w:docGrid w:linePitch="360"/>
     </w:sectPr>
   </w:body>
 </w:document>
+</file>
+
+<file path=word/footer1.xml><?xml version="1.0" encoding="utf-8"?>
+<w:ftr xmlns:m="http://schemas.openxmlformats.org/officeDocument/2006/math" xmlns:mc="http://schemas.openxmlformats.org/markup-compatibility/2006" xmlns:mo="http://schemas.microsoft.com/office/mac/office/2008/main" xmlns:mv="urn:schemas-microsoft-com:mac:vml" xmlns:o="urn:schemas-microsoft-com:office:office" xmlns:r="http://schemas.openxmlformats.org/officeDocument/2006/relationships" xmlns:v="urn:schemas-microsoft-com:vml" xmlns:w10="urn:schemas-microsoft-com:office:word" xmlns:w14="http://schemas.microsoft.com/office/word/2010/wordml" xmlns:w="http://schemas.openxmlformats.org/wordprocessingml/2006/main" xmlns:wne="http://schemas.microsoft.com/office/word/2006/wordml" xmlns:wp14="http://schemas.microsoft.com/office/word/2010/wordprocessingDrawing" xmlns:wp="http://schemas.openxmlformats.org/drawingml/2006/wordprocessingDrawing" xmlns:wpc="http://schemas.microsoft.com/office/word/2010/wordprocessingCanvas" xmlns:wpg="http://schemas.microsoft.com/office/word/2010/wordprocessingGroup" xmlns:wpi="http://schemas.microsoft.com/office/word/2010/wordprocessingInk" xmlns:wps="http://schemas.microsoft.com/office/word/2010/wordprocessingShape" mc:Ignorable="w14 wp14">
+  <w:p>
+    <w:pPr>
+      <w:pStyle w:val="Footer"/>
+      <w:jc w:val="right"/>
+    </w:pPr>
+    <w:fldSimple w:instr="PAGE"/>
+  </w:p>
+</w:ftr>
 </file>
 
 <file path=word/numbering.xml><?xml version="1.0" encoding="utf-8"?>
@@ -810,7 +607,7 @@
   <w:docDefaults>
     <w:rPrDefault>
       <w:rPr>
-        <w:rFonts w:asciiTheme="minorHAnsi" w:eastAsiaTheme="minorEastAsia" w:hAnsiTheme="minorHAnsi" w:cstheme="minorBidi"/>
+        <w:rFonts/>
         <w:sz w:val="22"/>
         <w:szCs w:val="22"/>
         <w:lang w:val="en-US" w:eastAsia="en-US" w:bidi="ar-SA"/>
@@ -965,6 +762,15 @@
     <w:name w:val="Normal"/>
     <w:qFormat/>
     <w:rsid w:val="00FC693F"/>
+    <w:pPr>
+      <w:spacing w:after="120" w:line="259" w:lineRule="auto"/>
+    </w:pPr>
+    <w:rPr>
+      <w:rFonts w:ascii="Times New Roman" w:hAnsi="Times New Roman"/>
+      <w:color w:val="000000"/>
+      <w:sz w:val="24"/>
+      <w:lang w:val="ky-KG"/>
+    </w:rPr>
   </w:style>
   <w:style w:type="paragraph" w:styleId="Header">
     <w:name w:val="header"/>
@@ -1021,16 +827,17 @@
     <w:pPr>
       <w:keepNext/>
       <w:keepLines/>
-      <w:spacing w:before="480" w:after="0"/>
+      <w:spacing w:before="480" w:after="120" w:line="259" w:lineRule="auto"/>
       <w:outlineLvl w:val="0"/>
     </w:pPr>
     <w:rPr>
-      <w:rFonts w:asciiTheme="majorHAnsi" w:eastAsiaTheme="majorEastAsia" w:hAnsiTheme="majorHAnsi" w:cstheme="majorBidi"/>
+      <w:rFonts w:ascii="Times New Roman" w:hAnsi="Times New Roman"/>
       <w:b/>
       <w:bCs/>
-      <w:color w:val="365F91" w:themeColor="accent1" w:themeShade="BF"/>
-      <w:sz w:val="28"/>
+      <w:color w:val="000000"/>
+      <w:sz w:val="26"/>
       <w:szCs w:val="28"/>
+      <w:lang w:val="ky-KG"/>
     </w:rPr>
   </w:style>
   <w:style w:type="paragraph" w:styleId="Heading2">
@@ -1045,16 +852,17 @@
     <w:pPr>
       <w:keepNext/>
       <w:keepLines/>
-      <w:spacing w:before="200" w:after="0"/>
+      <w:spacing w:before="200" w:after="120" w:line="259" w:lineRule="auto"/>
       <w:outlineLvl w:val="1"/>
     </w:pPr>
     <w:rPr>
-      <w:rFonts w:asciiTheme="majorHAnsi" w:eastAsiaTheme="majorEastAsia" w:hAnsiTheme="majorHAnsi" w:cstheme="majorBidi"/>
+      <w:rFonts w:ascii="Times New Roman" w:hAnsi="Times New Roman"/>
       <w:b/>
       <w:bCs/>
-      <w:color w:val="4F81BD" w:themeColor="accent1"/>
+      <w:color w:val="000000"/>
       <w:sz w:val="26"/>
       <w:szCs w:val="26"/>
+      <w:lang w:val="ky-KG"/>
     </w:rPr>
   </w:style>
   <w:style w:type="paragraph" w:styleId="Heading3">
@@ -1073,7 +881,7 @@
       <w:outlineLvl w:val="2"/>
     </w:pPr>
     <w:rPr>
-      <w:rFonts w:asciiTheme="majorHAnsi" w:eastAsiaTheme="majorEastAsia" w:hAnsiTheme="majorHAnsi" w:cstheme="majorBidi"/>
+      <w:rFonts/>
       <w:b/>
       <w:bCs/>
       <w:color w:val="4F81BD" w:themeColor="accent1"/>
@@ -1096,7 +904,7 @@
       <w:outlineLvl w:val="3"/>
     </w:pPr>
     <w:rPr>
-      <w:rFonts w:asciiTheme="majorHAnsi" w:eastAsiaTheme="majorEastAsia" w:hAnsiTheme="majorHAnsi" w:cstheme="majorBidi"/>
+      <w:rFonts/>
       <w:b/>
       <w:bCs/>
       <w:i/>
@@ -1121,7 +929,7 @@
       <w:outlineLvl w:val="4"/>
     </w:pPr>
     <w:rPr>
-      <w:rFonts w:asciiTheme="majorHAnsi" w:eastAsiaTheme="majorEastAsia" w:hAnsiTheme="majorHAnsi" w:cstheme="majorBidi"/>
+      <w:rFonts/>
       <w:color w:val="243F60" w:themeColor="accent1" w:themeShade="7F"/>
     </w:rPr>
   </w:style>
@@ -1142,7 +950,7 @@
       <w:outlineLvl w:val="5"/>
     </w:pPr>
     <w:rPr>
-      <w:rFonts w:asciiTheme="majorHAnsi" w:eastAsiaTheme="majorEastAsia" w:hAnsiTheme="majorHAnsi" w:cstheme="majorBidi"/>
+      <w:rFonts/>
       <w:i/>
       <w:iCs/>
       <w:color w:val="243F60" w:themeColor="accent1" w:themeShade="7F"/>
@@ -1165,7 +973,7 @@
       <w:outlineLvl w:val="6"/>
     </w:pPr>
     <w:rPr>
-      <w:rFonts w:asciiTheme="majorHAnsi" w:eastAsiaTheme="majorEastAsia" w:hAnsiTheme="majorHAnsi" w:cstheme="majorBidi"/>
+      <w:rFonts/>
       <w:i/>
       <w:iCs/>
       <w:color w:val="404040" w:themeColor="text1" w:themeTint="BF"/>
@@ -1188,7 +996,7 @@
       <w:outlineLvl w:val="7"/>
     </w:pPr>
     <w:rPr>
-      <w:rFonts w:asciiTheme="majorHAnsi" w:eastAsiaTheme="majorEastAsia" w:hAnsiTheme="majorHAnsi" w:cstheme="majorBidi"/>
+      <w:rFonts/>
       <w:color w:val="4F81BD" w:themeColor="accent1"/>
       <w:sz w:val="20"/>
       <w:szCs w:val="20"/>
@@ -1211,7 +1019,7 @@
       <w:outlineLvl w:val="8"/>
     </w:pPr>
     <w:rPr>
-      <w:rFonts w:asciiTheme="majorHAnsi" w:eastAsiaTheme="majorEastAsia" w:hAnsiTheme="majorHAnsi" w:cstheme="majorBidi"/>
+      <w:rFonts/>
       <w:i/>
       <w:iCs/>
       <w:color w:val="404040" w:themeColor="text1" w:themeTint="BF"/>
@@ -1262,7 +1070,7 @@
     <w:uiPriority w:val="9"/>
     <w:rsid w:val="00FC693F"/>
     <w:rPr>
-      <w:rFonts w:asciiTheme="majorHAnsi" w:eastAsiaTheme="majorEastAsia" w:hAnsiTheme="majorHAnsi" w:cstheme="majorBidi"/>
+      <w:rFonts/>
       <w:b/>
       <w:bCs/>
       <w:color w:val="365F91" w:themeColor="accent1" w:themeShade="BF"/>
@@ -1277,7 +1085,7 @@
     <w:uiPriority w:val="9"/>
     <w:rsid w:val="00FC693F"/>
     <w:rPr>
-      <w:rFonts w:asciiTheme="majorHAnsi" w:eastAsiaTheme="majorEastAsia" w:hAnsiTheme="majorHAnsi" w:cstheme="majorBidi"/>
+      <w:rFonts/>
       <w:b/>
       <w:bCs/>
       <w:color w:val="4F81BD" w:themeColor="accent1"/>
@@ -1292,7 +1100,7 @@
     <w:uiPriority w:val="9"/>
     <w:rsid w:val="00FC693F"/>
     <w:rPr>
-      <w:rFonts w:asciiTheme="majorHAnsi" w:eastAsiaTheme="majorEastAsia" w:hAnsiTheme="majorHAnsi" w:cstheme="majorBidi"/>
+      <w:rFonts/>
       <w:b/>
       <w:bCs/>
       <w:color w:val="4F81BD" w:themeColor="accent1"/>
@@ -1307,19 +1115,17 @@
     <w:qFormat/>
     <w:rsid w:val="00FC693F"/>
     <w:pPr>
-      <w:pBdr>
-        <w:bottom w:val="single" w:sz="8" w:space="4" w:color="4F81BD" w:themeColor="accent1"/>
-      </w:pBdr>
-      <w:spacing w:after="300" w:line="240" w:lineRule="auto"/>
+      <w:spacing w:after="120" w:line="259" w:lineRule="auto"/>
       <w:contextualSpacing/>
     </w:pPr>
     <w:rPr>
-      <w:rFonts w:asciiTheme="majorHAnsi" w:eastAsiaTheme="majorEastAsia" w:hAnsiTheme="majorHAnsi" w:cstheme="majorBidi"/>
-      <w:color w:val="17365D" w:themeColor="text2" w:themeShade="BF"/>
+      <w:rFonts w:ascii="Times New Roman" w:hAnsi="Times New Roman"/>
+      <w:color w:val="000000"/>
       <w:spacing w:val="5"/>
       <w:kern w:val="28"/>
-      <w:sz w:val="52"/>
+      <w:sz w:val="40"/>
       <w:szCs w:val="52"/>
+      <w:lang w:val="ky-KG"/>
     </w:rPr>
   </w:style>
   <w:style w:type="character" w:customStyle="1" w:styleId="TitleChar">
@@ -1329,7 +1135,7 @@
     <w:uiPriority w:val="10"/>
     <w:rsid w:val="00FC693F"/>
     <w:rPr>
-      <w:rFonts w:asciiTheme="majorHAnsi" w:eastAsiaTheme="majorEastAsia" w:hAnsiTheme="majorHAnsi" w:cstheme="majorBidi"/>
+      <w:rFonts/>
       <w:color w:val="17365D" w:themeColor="text2" w:themeShade="BF"/>
       <w:spacing w:val="5"/>
       <w:kern w:val="28"/>
@@ -1351,7 +1157,7 @@
       </w:numPr>
     </w:pPr>
     <w:rPr>
-      <w:rFonts w:asciiTheme="majorHAnsi" w:eastAsiaTheme="majorEastAsia" w:hAnsiTheme="majorHAnsi" w:cstheme="majorBidi"/>
+      <w:rFonts/>
       <w:i/>
       <w:iCs/>
       <w:color w:val="4F81BD" w:themeColor="accent1"/>
@@ -1367,7 +1173,7 @@
     <w:uiPriority w:val="11"/>
     <w:rsid w:val="00FC693F"/>
     <w:rPr>
-      <w:rFonts w:asciiTheme="majorHAnsi" w:eastAsiaTheme="majorEastAsia" w:hAnsiTheme="majorHAnsi" w:cstheme="majorBidi"/>
+      <w:rFonts/>
       <w:i/>
       <w:iCs/>
       <w:color w:val="4F81BD" w:themeColor="accent1"/>
@@ -1492,8 +1298,15 @@
       <w:numPr>
         <w:numId w:val="1"/>
       </w:numPr>
+      <w:spacing w:after="120" w:line="259" w:lineRule="auto"/>
       <w:contextualSpacing/>
     </w:pPr>
+    <w:rPr>
+      <w:rFonts w:ascii="Times New Roman" w:hAnsi="Times New Roman"/>
+      <w:color w:val="000000"/>
+      <w:sz w:val="24"/>
+      <w:lang w:val="ky-KG"/>
+    </w:rPr>
   </w:style>
   <w:style w:type="paragraph" w:styleId="ListBullet2">
     <w:name w:val="List Bullet 2"/>
@@ -1665,7 +1478,7 @@
     <w:semiHidden/>
     <w:rsid w:val="00FC693F"/>
     <w:rPr>
-      <w:rFonts w:asciiTheme="majorHAnsi" w:eastAsiaTheme="majorEastAsia" w:hAnsiTheme="majorHAnsi" w:cstheme="majorBidi"/>
+      <w:rFonts/>
       <w:b/>
       <w:bCs/>
       <w:i/>
@@ -1681,7 +1494,7 @@
     <w:semiHidden/>
     <w:rsid w:val="00FC693F"/>
     <w:rPr>
-      <w:rFonts w:asciiTheme="majorHAnsi" w:eastAsiaTheme="majorEastAsia" w:hAnsiTheme="majorHAnsi" w:cstheme="majorBidi"/>
+      <w:rFonts/>
       <w:color w:val="243F60" w:themeColor="accent1" w:themeShade="7F"/>
     </w:rPr>
   </w:style>
@@ -1693,7 +1506,7 @@
     <w:semiHidden/>
     <w:rsid w:val="00FC693F"/>
     <w:rPr>
-      <w:rFonts w:asciiTheme="majorHAnsi" w:eastAsiaTheme="majorEastAsia" w:hAnsiTheme="majorHAnsi" w:cstheme="majorBidi"/>
+      <w:rFonts/>
       <w:i/>
       <w:iCs/>
       <w:color w:val="243F60" w:themeColor="accent1" w:themeShade="7F"/>
@@ -1707,7 +1520,7 @@
     <w:semiHidden/>
     <w:rsid w:val="00FC693F"/>
     <w:rPr>
-      <w:rFonts w:asciiTheme="majorHAnsi" w:eastAsiaTheme="majorEastAsia" w:hAnsiTheme="majorHAnsi" w:cstheme="majorBidi"/>
+      <w:rFonts/>
       <w:i/>
       <w:iCs/>
       <w:color w:val="404040" w:themeColor="text1" w:themeTint="BF"/>
@@ -1721,7 +1534,7 @@
     <w:semiHidden/>
     <w:rsid w:val="00FC693F"/>
     <w:rPr>
-      <w:rFonts w:asciiTheme="majorHAnsi" w:eastAsiaTheme="majorEastAsia" w:hAnsiTheme="majorHAnsi" w:cstheme="majorBidi"/>
+      <w:rFonts/>
       <w:color w:val="4F81BD" w:themeColor="accent1"/>
       <w:sz w:val="20"/>
       <w:szCs w:val="20"/>
@@ -1735,7 +1548,7 @@
     <w:semiHidden/>
     <w:rsid w:val="00FC693F"/>
     <w:rPr>
-      <w:rFonts w:asciiTheme="majorHAnsi" w:eastAsiaTheme="majorEastAsia" w:hAnsiTheme="majorHAnsi" w:cstheme="majorBidi"/>
+      <w:rFonts/>
       <w:i/>
       <w:iCs/>
       <w:color w:val="404040" w:themeColor="text1" w:themeTint="BF"/>
@@ -1794,9 +1607,6 @@
     <w:qFormat/>
     <w:rsid w:val="00FC693F"/>
     <w:pPr>
-      <w:pBdr>
-        <w:bottom w:val="single" w:sz="4" w:space="4" w:color="4F81BD" w:themeColor="accent1"/>
-      </w:pBdr>
       <w:spacing w:before="200" w:after="280"/>
       <w:ind w:left="936" w:right="936"/>
     </w:pPr>
@@ -3324,7 +3134,7 @@
         <w:spacing w:before="0" w:after="0" w:line="240" w:lineRule="auto"/>
       </w:pPr>
       <w:rPr>
-        <w:rFonts w:asciiTheme="majorHAnsi" w:eastAsiaTheme="majorEastAsia" w:hAnsiTheme="majorHAnsi" w:cstheme="majorBidi"/>
+        <w:rFonts/>
         <w:b/>
         <w:bCs/>
       </w:rPr>
@@ -3345,7 +3155,7 @@
         <w:spacing w:before="0" w:after="0" w:line="240" w:lineRule="auto"/>
       </w:pPr>
       <w:rPr>
-        <w:rFonts w:asciiTheme="majorHAnsi" w:eastAsiaTheme="majorEastAsia" w:hAnsiTheme="majorHAnsi" w:cstheme="majorBidi"/>
+        <w:rFonts/>
         <w:b/>
         <w:bCs/>
       </w:rPr>
@@ -3363,14 +3173,14 @@
     </w:tblStylePr>
     <w:tblStylePr w:type="firstCol">
       <w:rPr>
-        <w:rFonts w:asciiTheme="majorHAnsi" w:eastAsiaTheme="majorEastAsia" w:hAnsiTheme="majorHAnsi" w:cstheme="majorBidi"/>
+        <w:rFonts/>
         <w:b/>
         <w:bCs/>
       </w:rPr>
     </w:tblStylePr>
     <w:tblStylePr w:type="lastCol">
       <w:rPr>
-        <w:rFonts w:asciiTheme="majorHAnsi" w:eastAsiaTheme="majorEastAsia" w:hAnsiTheme="majorHAnsi" w:cstheme="majorBidi"/>
+        <w:rFonts/>
         <w:b/>
         <w:bCs/>
       </w:rPr>
@@ -3454,7 +3264,7 @@
         <w:spacing w:before="0" w:after="0" w:line="240" w:lineRule="auto"/>
       </w:pPr>
       <w:rPr>
-        <w:rFonts w:asciiTheme="majorHAnsi" w:eastAsiaTheme="majorEastAsia" w:hAnsiTheme="majorHAnsi" w:cstheme="majorBidi"/>
+        <w:rFonts/>
         <w:b/>
         <w:bCs/>
       </w:rPr>
@@ -3475,7 +3285,7 @@
         <w:spacing w:before="0" w:after="0" w:line="240" w:lineRule="auto"/>
       </w:pPr>
       <w:rPr>
-        <w:rFonts w:asciiTheme="majorHAnsi" w:eastAsiaTheme="majorEastAsia" w:hAnsiTheme="majorHAnsi" w:cstheme="majorBidi"/>
+        <w:rFonts/>
         <w:b/>
         <w:bCs/>
       </w:rPr>
@@ -3493,14 +3303,14 @@
     </w:tblStylePr>
     <w:tblStylePr w:type="firstCol">
       <w:rPr>
-        <w:rFonts w:asciiTheme="majorHAnsi" w:eastAsiaTheme="majorEastAsia" w:hAnsiTheme="majorHAnsi" w:cstheme="majorBidi"/>
+        <w:rFonts/>
         <w:b/>
         <w:bCs/>
       </w:rPr>
     </w:tblStylePr>
     <w:tblStylePr w:type="lastCol">
       <w:rPr>
-        <w:rFonts w:asciiTheme="majorHAnsi" w:eastAsiaTheme="majorEastAsia" w:hAnsiTheme="majorHAnsi" w:cstheme="majorBidi"/>
+        <w:rFonts/>
         <w:b/>
         <w:bCs/>
       </w:rPr>
@@ -3584,7 +3394,7 @@
         <w:spacing w:before="0" w:after="0" w:line="240" w:lineRule="auto"/>
       </w:pPr>
       <w:rPr>
-        <w:rFonts w:asciiTheme="majorHAnsi" w:eastAsiaTheme="majorEastAsia" w:hAnsiTheme="majorHAnsi" w:cstheme="majorBidi"/>
+        <w:rFonts/>
         <w:b/>
         <w:bCs/>
       </w:rPr>
@@ -3605,7 +3415,7 @@
         <w:spacing w:before="0" w:after="0" w:line="240" w:lineRule="auto"/>
       </w:pPr>
       <w:rPr>
-        <w:rFonts w:asciiTheme="majorHAnsi" w:eastAsiaTheme="majorEastAsia" w:hAnsiTheme="majorHAnsi" w:cstheme="majorBidi"/>
+        <w:rFonts/>
         <w:b/>
         <w:bCs/>
       </w:rPr>
@@ -3623,14 +3433,14 @@
     </w:tblStylePr>
     <w:tblStylePr w:type="firstCol">
       <w:rPr>
-        <w:rFonts w:asciiTheme="majorHAnsi" w:eastAsiaTheme="majorEastAsia" w:hAnsiTheme="majorHAnsi" w:cstheme="majorBidi"/>
+        <w:rFonts/>
         <w:b/>
         <w:bCs/>
       </w:rPr>
     </w:tblStylePr>
     <w:tblStylePr w:type="lastCol">
       <w:rPr>
-        <w:rFonts w:asciiTheme="majorHAnsi" w:eastAsiaTheme="majorEastAsia" w:hAnsiTheme="majorHAnsi" w:cstheme="majorBidi"/>
+        <w:rFonts/>
         <w:b/>
         <w:bCs/>
       </w:rPr>
@@ -3714,7 +3524,7 @@
         <w:spacing w:before="0" w:after="0" w:line="240" w:lineRule="auto"/>
       </w:pPr>
       <w:rPr>
-        <w:rFonts w:asciiTheme="majorHAnsi" w:eastAsiaTheme="majorEastAsia" w:hAnsiTheme="majorHAnsi" w:cstheme="majorBidi"/>
+        <w:rFonts/>
         <w:b/>
         <w:bCs/>
       </w:rPr>
@@ -3735,7 +3545,7 @@
         <w:spacing w:before="0" w:after="0" w:line="240" w:lineRule="auto"/>
       </w:pPr>
       <w:rPr>
-        <w:rFonts w:asciiTheme="majorHAnsi" w:eastAsiaTheme="majorEastAsia" w:hAnsiTheme="majorHAnsi" w:cstheme="majorBidi"/>
+        <w:rFonts/>
         <w:b/>
         <w:bCs/>
       </w:rPr>
@@ -3753,14 +3563,14 @@
     </w:tblStylePr>
     <w:tblStylePr w:type="firstCol">
       <w:rPr>
-        <w:rFonts w:asciiTheme="majorHAnsi" w:eastAsiaTheme="majorEastAsia" w:hAnsiTheme="majorHAnsi" w:cstheme="majorBidi"/>
+        <w:rFonts/>
         <w:b/>
         <w:bCs/>
       </w:rPr>
     </w:tblStylePr>
     <w:tblStylePr w:type="lastCol">
       <w:rPr>
-        <w:rFonts w:asciiTheme="majorHAnsi" w:eastAsiaTheme="majorEastAsia" w:hAnsiTheme="majorHAnsi" w:cstheme="majorBidi"/>
+        <w:rFonts/>
         <w:b/>
         <w:bCs/>
       </w:rPr>
@@ -3844,7 +3654,7 @@
         <w:spacing w:before="0" w:after="0" w:line="240" w:lineRule="auto"/>
       </w:pPr>
       <w:rPr>
-        <w:rFonts w:asciiTheme="majorHAnsi" w:eastAsiaTheme="majorEastAsia" w:hAnsiTheme="majorHAnsi" w:cstheme="majorBidi"/>
+        <w:rFonts/>
         <w:b/>
         <w:bCs/>
       </w:rPr>
@@ -3865,7 +3675,7 @@
         <w:spacing w:before="0" w:after="0" w:line="240" w:lineRule="auto"/>
       </w:pPr>
       <w:rPr>
-        <w:rFonts w:asciiTheme="majorHAnsi" w:eastAsiaTheme="majorEastAsia" w:hAnsiTheme="majorHAnsi" w:cstheme="majorBidi"/>
+        <w:rFonts/>
         <w:b/>
         <w:bCs/>
       </w:rPr>
@@ -3883,14 +3693,14 @@
     </w:tblStylePr>
     <w:tblStylePr w:type="firstCol">
       <w:rPr>
-        <w:rFonts w:asciiTheme="majorHAnsi" w:eastAsiaTheme="majorEastAsia" w:hAnsiTheme="majorHAnsi" w:cstheme="majorBidi"/>
+        <w:rFonts/>
         <w:b/>
         <w:bCs/>
       </w:rPr>
     </w:tblStylePr>
     <w:tblStylePr w:type="lastCol">
       <w:rPr>
-        <w:rFonts w:asciiTheme="majorHAnsi" w:eastAsiaTheme="majorEastAsia" w:hAnsiTheme="majorHAnsi" w:cstheme="majorBidi"/>
+        <w:rFonts/>
         <w:b/>
         <w:bCs/>
       </w:rPr>
@@ -3974,7 +3784,7 @@
         <w:spacing w:before="0" w:after="0" w:line="240" w:lineRule="auto"/>
       </w:pPr>
       <w:rPr>
-        <w:rFonts w:asciiTheme="majorHAnsi" w:eastAsiaTheme="majorEastAsia" w:hAnsiTheme="majorHAnsi" w:cstheme="majorBidi"/>
+        <w:rFonts/>
         <w:b/>
         <w:bCs/>
       </w:rPr>
@@ -3995,7 +3805,7 @@
         <w:spacing w:before="0" w:after="0" w:line="240" w:lineRule="auto"/>
       </w:pPr>
       <w:rPr>
-        <w:rFonts w:asciiTheme="majorHAnsi" w:eastAsiaTheme="majorEastAsia" w:hAnsiTheme="majorHAnsi" w:cstheme="majorBidi"/>
+        <w:rFonts/>
         <w:b/>
         <w:bCs/>
       </w:rPr>
@@ -4013,14 +3823,14 @@
     </w:tblStylePr>
     <w:tblStylePr w:type="firstCol">
       <w:rPr>
-        <w:rFonts w:asciiTheme="majorHAnsi" w:eastAsiaTheme="majorEastAsia" w:hAnsiTheme="majorHAnsi" w:cstheme="majorBidi"/>
+        <w:rFonts/>
         <w:b/>
         <w:bCs/>
       </w:rPr>
     </w:tblStylePr>
     <w:tblStylePr w:type="lastCol">
       <w:rPr>
-        <w:rFonts w:asciiTheme="majorHAnsi" w:eastAsiaTheme="majorEastAsia" w:hAnsiTheme="majorHAnsi" w:cstheme="majorBidi"/>
+        <w:rFonts/>
         <w:b/>
         <w:bCs/>
       </w:rPr>
@@ -4104,7 +3914,7 @@
         <w:spacing w:before="0" w:after="0" w:line="240" w:lineRule="auto"/>
       </w:pPr>
       <w:rPr>
-        <w:rFonts w:asciiTheme="majorHAnsi" w:eastAsiaTheme="majorEastAsia" w:hAnsiTheme="majorHAnsi" w:cstheme="majorBidi"/>
+        <w:rFonts/>
         <w:b/>
         <w:bCs/>
       </w:rPr>
@@ -4125,7 +3935,7 @@
         <w:spacing w:before="0" w:after="0" w:line="240" w:lineRule="auto"/>
       </w:pPr>
       <w:rPr>
-        <w:rFonts w:asciiTheme="majorHAnsi" w:eastAsiaTheme="majorEastAsia" w:hAnsiTheme="majorHAnsi" w:cstheme="majorBidi"/>
+        <w:rFonts/>
         <w:b/>
         <w:bCs/>
       </w:rPr>
@@ -4143,14 +3953,14 @@
     </w:tblStylePr>
     <w:tblStylePr w:type="firstCol">
       <w:rPr>
-        <w:rFonts w:asciiTheme="majorHAnsi" w:eastAsiaTheme="majorEastAsia" w:hAnsiTheme="majorHAnsi" w:cstheme="majorBidi"/>
+        <w:rFonts/>
         <w:b/>
         <w:bCs/>
       </w:rPr>
     </w:tblStylePr>
     <w:tblStylePr w:type="lastCol">
       <w:rPr>
-        <w:rFonts w:asciiTheme="majorHAnsi" w:eastAsiaTheme="majorEastAsia" w:hAnsiTheme="majorHAnsi" w:cstheme="majorBidi"/>
+        <w:rFonts/>
         <w:b/>
         <w:bCs/>
       </w:rPr>
@@ -6015,7 +5825,7 @@
     </w:tblPr>
     <w:tblStylePr w:type="firstRow">
       <w:rPr>
-        <w:rFonts w:asciiTheme="majorHAnsi" w:eastAsiaTheme="majorEastAsia" w:hAnsiTheme="majorHAnsi" w:cstheme="majorBidi"/>
+        <w:rFonts/>
       </w:rPr>
       <w:tblPr/>
       <w:tcPr>
@@ -6099,7 +5909,7 @@
     </w:tblPr>
     <w:tblStylePr w:type="firstRow">
       <w:rPr>
-        <w:rFonts w:asciiTheme="majorHAnsi" w:eastAsiaTheme="majorEastAsia" w:hAnsiTheme="majorHAnsi" w:cstheme="majorBidi"/>
+        <w:rFonts/>
       </w:rPr>
       <w:tblPr/>
       <w:tcPr>
@@ -6183,7 +5993,7 @@
     </w:tblPr>
     <w:tblStylePr w:type="firstRow">
       <w:rPr>
-        <w:rFonts w:asciiTheme="majorHAnsi" w:eastAsiaTheme="majorEastAsia" w:hAnsiTheme="majorHAnsi" w:cstheme="majorBidi"/>
+        <w:rFonts/>
       </w:rPr>
       <w:tblPr/>
       <w:tcPr>
@@ -6267,7 +6077,7 @@
     </w:tblPr>
     <w:tblStylePr w:type="firstRow">
       <w:rPr>
-        <w:rFonts w:asciiTheme="majorHAnsi" w:eastAsiaTheme="majorEastAsia" w:hAnsiTheme="majorHAnsi" w:cstheme="majorBidi"/>
+        <w:rFonts/>
       </w:rPr>
       <w:tblPr/>
       <w:tcPr>
@@ -6351,7 +6161,7 @@
     </w:tblPr>
     <w:tblStylePr w:type="firstRow">
       <w:rPr>
-        <w:rFonts w:asciiTheme="majorHAnsi" w:eastAsiaTheme="majorEastAsia" w:hAnsiTheme="majorHAnsi" w:cstheme="majorBidi"/>
+        <w:rFonts/>
       </w:rPr>
       <w:tblPr/>
       <w:tcPr>
@@ -6435,7 +6245,7 @@
     </w:tblPr>
     <w:tblStylePr w:type="firstRow">
       <w:rPr>
-        <w:rFonts w:asciiTheme="majorHAnsi" w:eastAsiaTheme="majorEastAsia" w:hAnsiTheme="majorHAnsi" w:cstheme="majorBidi"/>
+        <w:rFonts/>
       </w:rPr>
       <w:tblPr/>
       <w:tcPr>
@@ -6519,7 +6329,7 @@
     </w:tblPr>
     <w:tblStylePr w:type="firstRow">
       <w:rPr>
-        <w:rFonts w:asciiTheme="majorHAnsi" w:eastAsiaTheme="majorEastAsia" w:hAnsiTheme="majorHAnsi" w:cstheme="majorBidi"/>
+        <w:rFonts/>
       </w:rPr>
       <w:tblPr/>
       <w:tcPr>
@@ -6584,7 +6394,7 @@
       <w:spacing w:after="0" w:line="240" w:lineRule="auto"/>
     </w:pPr>
     <w:rPr>
-      <w:rFonts w:asciiTheme="majorHAnsi" w:eastAsiaTheme="majorEastAsia" w:hAnsiTheme="majorHAnsi" w:cstheme="majorBidi"/>
+      <w:rFonts/>
       <w:color w:val="000000" w:themeColor="text1"/>
     </w:rPr>
     <w:tblPr>
@@ -6712,7 +6522,7 @@
       <w:spacing w:after="0" w:line="240" w:lineRule="auto"/>
     </w:pPr>
     <w:rPr>
-      <w:rFonts w:asciiTheme="majorHAnsi" w:eastAsiaTheme="majorEastAsia" w:hAnsiTheme="majorHAnsi" w:cstheme="majorBidi"/>
+      <w:rFonts/>
       <w:color w:val="000000" w:themeColor="text1"/>
     </w:rPr>
     <w:tblPr>
@@ -6840,7 +6650,7 @@
       <w:spacing w:after="0" w:line="240" w:lineRule="auto"/>
     </w:pPr>
     <w:rPr>
-      <w:rFonts w:asciiTheme="majorHAnsi" w:eastAsiaTheme="majorEastAsia" w:hAnsiTheme="majorHAnsi" w:cstheme="majorBidi"/>
+      <w:rFonts/>
       <w:color w:val="000000" w:themeColor="text1"/>
     </w:rPr>
     <w:tblPr>
@@ -6968,7 +6778,7 @@
       <w:spacing w:after="0" w:line="240" w:lineRule="auto"/>
     </w:pPr>
     <w:rPr>
-      <w:rFonts w:asciiTheme="majorHAnsi" w:eastAsiaTheme="majorEastAsia" w:hAnsiTheme="majorHAnsi" w:cstheme="majorBidi"/>
+      <w:rFonts/>
       <w:color w:val="000000" w:themeColor="text1"/>
     </w:rPr>
     <w:tblPr>
@@ -7096,7 +6906,7 @@
       <w:spacing w:after="0" w:line="240" w:lineRule="auto"/>
     </w:pPr>
     <w:rPr>
-      <w:rFonts w:asciiTheme="majorHAnsi" w:eastAsiaTheme="majorEastAsia" w:hAnsiTheme="majorHAnsi" w:cstheme="majorBidi"/>
+      <w:rFonts/>
       <w:color w:val="000000" w:themeColor="text1"/>
     </w:rPr>
     <w:tblPr>
@@ -7224,7 +7034,7 @@
       <w:spacing w:after="0" w:line="240" w:lineRule="auto"/>
     </w:pPr>
     <w:rPr>
-      <w:rFonts w:asciiTheme="majorHAnsi" w:eastAsiaTheme="majorEastAsia" w:hAnsiTheme="majorHAnsi" w:cstheme="majorBidi"/>
+      <w:rFonts/>
       <w:color w:val="000000" w:themeColor="text1"/>
     </w:rPr>
     <w:tblPr>
@@ -7352,7 +7162,7 @@
       <w:spacing w:after="0" w:line="240" w:lineRule="auto"/>
     </w:pPr>
     <w:rPr>
-      <w:rFonts w:asciiTheme="majorHAnsi" w:eastAsiaTheme="majorEastAsia" w:hAnsiTheme="majorHAnsi" w:cstheme="majorBidi"/>
+      <w:rFonts/>
       <w:color w:val="000000" w:themeColor="text1"/>
     </w:rPr>
     <w:tblPr>
@@ -7991,7 +7801,7 @@
       <w:spacing w:after="0" w:line="240" w:lineRule="auto"/>
     </w:pPr>
     <w:rPr>
-      <w:rFonts w:asciiTheme="majorHAnsi" w:eastAsiaTheme="majorEastAsia" w:hAnsiTheme="majorHAnsi" w:cstheme="majorBidi"/>
+      <w:rFonts/>
       <w:color w:val="000000" w:themeColor="text1"/>
     </w:rPr>
     <w:tblPr>
@@ -8116,7 +7926,7 @@
       <w:spacing w:after="0" w:line="240" w:lineRule="auto"/>
     </w:pPr>
     <w:rPr>
-      <w:rFonts w:asciiTheme="majorHAnsi" w:eastAsiaTheme="majorEastAsia" w:hAnsiTheme="majorHAnsi" w:cstheme="majorBidi"/>
+      <w:rFonts/>
       <w:color w:val="000000" w:themeColor="text1"/>
     </w:rPr>
     <w:tblPr>
@@ -8241,7 +8051,7 @@
       <w:spacing w:after="0" w:line="240" w:lineRule="auto"/>
     </w:pPr>
     <w:rPr>
-      <w:rFonts w:asciiTheme="majorHAnsi" w:eastAsiaTheme="majorEastAsia" w:hAnsiTheme="majorHAnsi" w:cstheme="majorBidi"/>
+      <w:rFonts/>
       <w:color w:val="000000" w:themeColor="text1"/>
     </w:rPr>
     <w:tblPr>
@@ -8366,7 +8176,7 @@
       <w:spacing w:after="0" w:line="240" w:lineRule="auto"/>
     </w:pPr>
     <w:rPr>
-      <w:rFonts w:asciiTheme="majorHAnsi" w:eastAsiaTheme="majorEastAsia" w:hAnsiTheme="majorHAnsi" w:cstheme="majorBidi"/>
+      <w:rFonts/>
       <w:color w:val="000000" w:themeColor="text1"/>
     </w:rPr>
     <w:tblPr>
@@ -8491,7 +8301,7 @@
       <w:spacing w:after="0" w:line="240" w:lineRule="auto"/>
     </w:pPr>
     <w:rPr>
-      <w:rFonts w:asciiTheme="majorHAnsi" w:eastAsiaTheme="majorEastAsia" w:hAnsiTheme="majorHAnsi" w:cstheme="majorBidi"/>
+      <w:rFonts/>
       <w:color w:val="000000" w:themeColor="text1"/>
     </w:rPr>
     <w:tblPr>
@@ -8616,7 +8426,7 @@
       <w:spacing w:after="0" w:line="240" w:lineRule="auto"/>
     </w:pPr>
     <w:rPr>
-      <w:rFonts w:asciiTheme="majorHAnsi" w:eastAsiaTheme="majorEastAsia" w:hAnsiTheme="majorHAnsi" w:cstheme="majorBidi"/>
+      <w:rFonts/>
       <w:color w:val="000000" w:themeColor="text1"/>
     </w:rPr>
     <w:tblPr>
@@ -8741,7 +8551,7 @@
       <w:spacing w:after="0" w:line="240" w:lineRule="auto"/>
     </w:pPr>
     <w:rPr>
-      <w:rFonts w:asciiTheme="majorHAnsi" w:eastAsiaTheme="majorEastAsia" w:hAnsiTheme="majorHAnsi" w:cstheme="majorBidi"/>
+      <w:rFonts/>
       <w:color w:val="000000" w:themeColor="text1"/>
     </w:rPr>
     <w:tblPr>
